--- a/tesis_entregables/docx/MANUAL_PASO_A_PASO.docx
+++ b/tesis_entregables/docx/MANUAL_PASO_A_PASO.docx
@@ -57,6 +57,130 @@
       </w:r>
       <w:r>
         <w:t>.</w:t>
+      </w:r>
+    </w:p>
+    <w:p>
+      <w:r>
+        <w:t>____________________________________________________________</w:t>
+      </w:r>
+    </w:p>
+    <w:p>
+      <w:pPr>
+        <w:pStyle w:val="Heading2"/>
+      </w:pPr>
+      <w:r>
+        <w:t>🚀 Setup en una PC nueva (TL;DR)</w:t>
+      </w:r>
+    </w:p>
+    <w:p>
+      <w:pPr>
+        <w:ind w:left="283"/>
+      </w:pPr>
+      <w:r>
+        <w:rPr>
+          <w:rFonts w:ascii="Consolas" w:hAnsi="Consolas"/>
+          <w:color w:val="1E40AF"/>
+          <w:sz w:val="18"/>
+        </w:rPr>
+        <w:t># 1. Clonar el repo</w:t>
+        <w:br/>
+        <w:t>git clone git@github.com:devnicogit/Proyecto-Integrador-Desarrollo-de-Software-3.git</w:t>
+        <w:br/>
+        <w:t>cd "Proyecto-Integrador-Desarrollo-de-Software-3"</w:t>
+        <w:br/>
+        <w:br/>
+        <w:t># 2. Iniciar Docker Desktop (esperar al ícono verde en la bandeja del sistema)</w:t>
+        <w:br/>
+        <w:br/>
+        <w:t># 3. (Opcional) instalar deps Python — el pipeline también las auto-instala</w:t>
+        <w:br/>
+        <w:t>pip install -r requirements.txt</w:t>
+        <w:br/>
+        <w:br/>
+        <w:t># 4. (Si tu AVD se llama distinto a "Pixel_9_Pro_XL") — opcional</w:t>
+        <w:br/>
+        <w:t>$env:ECOROUTE_AVD = "Mi_AVD"</w:t>
+        <w:br/>
+        <w:br/>
+        <w:t># 5. (Si Android SDK está en otra ruta) — opcional</w:t>
+        <w:br/>
+        <w:t>[Environment]::SetEnvironmentVariable("ANDROID_HOME", "C:\ruta\al\sdk", "User")</w:t>
+        <w:br/>
+        <w:br/>
+        <w:t># 6. Correr el pipeline completo</w:t>
+        <w:br/>
+        <w:t>python run_pipeline.py</w:t>
+      </w:r>
+    </w:p>
+    <w:p>
+      <w:r>
+        <w:t xml:space="preserve">El pipeline tiene una </w:t>
+      </w:r>
+      <w:r>
+        <w:rPr>
+          <w:b/>
+        </w:rPr>
+        <w:t>Fase 0 Preflight</w:t>
+      </w:r>
+      <w:r>
+        <w:t xml:space="preserve"> que:</w:t>
+      </w:r>
+    </w:p>
+    <w:p>
+      <w:pPr>
+        <w:pStyle w:val="ListBullet"/>
+      </w:pPr>
+      <w:r>
+        <w:t>Detecta si Docker Desktop está iniciado y aborta con instrucción si no.</w:t>
+      </w:r>
+    </w:p>
+    <w:p>
+      <w:pPr>
+        <w:pStyle w:val="ListBullet"/>
+      </w:pPr>
+      <w:r>
+        <w:t xml:space="preserve">Detecta si faltan deps Python y las auto-instala desde </w:t>
+      </w:r>
+      <w:r>
+        <w:rPr>
+          <w:rFonts w:ascii="Consolas" w:hAnsi="Consolas"/>
+          <w:sz w:val="20"/>
+        </w:rPr>
+        <w:t>requirements.txt</w:t>
+      </w:r>
+      <w:r>
+        <w:t>.</w:t>
+      </w:r>
+    </w:p>
+    <w:p>
+      <w:pPr>
+        <w:pStyle w:val="ListBullet"/>
+      </w:pPr>
+      <w:r>
+        <w:t xml:space="preserve">Detecta el AVD disponible (prefiere </w:t>
+      </w:r>
+      <w:r>
+        <w:rPr>
+          <w:rFonts w:ascii="Consolas" w:hAnsi="Consolas"/>
+          <w:sz w:val="20"/>
+        </w:rPr>
+        <w:t>Pixel_9_Pro_XL</w:t>
+      </w:r>
+      <w:r>
+        <w:t>, sino el primer Pixel*, sino el primero).</w:t>
+      </w:r>
+    </w:p>
+    <w:p>
+      <w:pPr>
+        <w:pStyle w:val="ListBullet"/>
+      </w:pPr>
+      <w:r>
+        <w:t>Detecta Java, Flutter, pdftotext, git, gh CLI — degrada con WARN si faltan los no críticos.</w:t>
+      </w:r>
+    </w:p>
+    <w:p>
+      <w:r>
+        <w:t>____________________________________________________________</w:t>
       </w:r>
     </w:p>
     <w:p>
